--- a/public/uploads/swakelola/sppg/D. 2. Bukti Pemeriksaan Kesesuaian Volume, Mutu, Waktu dan Keluaran.docx
+++ b/public/uploads/swakelola/sppg/D. 2. Bukti Pemeriksaan Kesesuaian Volume, Mutu, Waktu dan Keluaran.docx
@@ -4,7 +4,61 @@
   <w:body>
     <w:p>
       <w:pPr>
-        <w:spacing w:before="0" w:after="40"/>
+        <w:spacing w:before="0" w:after="200" w:line="240" w:lineRule="auto"/>
+        <w:jc w:val="center"/>
+      </w:pPr>
+      <w:r>
+        <w:drawing>
+          <wp:inline xmlns:a="http://schemas.openxmlformats.org/drawingml/2006/main" xmlns:pic="http://schemas.openxmlformats.org/drawingml/2006/picture">
+            <wp:extent cx="5940000" cy="876504"/>
+            <wp:docPr id="1" name="Picture 1"/>
+            <wp:cNvGraphicFramePr>
+              <a:graphicFrameLocks noChangeAspect="1"/>
+            </wp:cNvGraphicFramePr>
+            <a:graphic>
+              <a:graphicData uri="http://schemas.openxmlformats.org/drawingml/2006/picture">
+                <pic:pic>
+                  <pic:nvPicPr>
+                    <pic:cNvPr id="0" name="1775466518_6770018a33b3f91eebd0.png"/>
+                    <pic:cNvPicPr/>
+                  </pic:nvPicPr>
+                  <pic:blipFill>
+                    <a:blip r:embed="rId9"/>
+                    <a:stretch>
+                      <a:fillRect/>
+                    </a:stretch>
+                  </pic:blipFill>
+                  <pic:spPr>
+                    <a:xfrm>
+                      <a:off x="0" y="0"/>
+                      <a:ext cx="5940000" cy="876504"/>
+                    </a:xfrm>
+                    <a:prstGeom prst="rect"/>
+                  </pic:spPr>
+                </pic:pic>
+              </a:graphicData>
+            </a:graphic>
+          </wp:inline>
+        </w:drawing>
+      </w:r>
+    </w:p>
+    <w:p>
+      <w:pPr>
+        <w:spacing w:before="40" w:after="40" w:line="276" w:lineRule="auto"/>
+        <w:jc w:val="center"/>
+      </w:pPr>
+      <w:r>
+        <w:rPr>
+          <w:rFonts w:ascii="Arial" w:hAnsi="Arial"/>
+          <w:b/>
+          <w:sz w:val="23"/>
+        </w:rPr>
+        <w:t>LEMBAR PEMERIKSAAN KESESUAIAN VOLUME, MUTU, WAKTU, DAN KELUARAN</w:t>
+      </w:r>
+    </w:p>
+    <w:p>
+      <w:pPr>
+        <w:spacing w:before="0" w:after="40" w:line="276" w:lineRule="auto"/>
         <w:jc w:val="center"/>
       </w:pPr>
       <w:r>
@@ -13,194 +67,253 @@
           <w:b/>
           <w:sz w:val="22"/>
         </w:rPr>
-        <w:t>KEMENTERIAN PEKERJAAN UMUM</w:t>
-        <w:br/>
-        <w:t>DIREKTORAT JENDERAL PRASARANA STRATEGIS</w:t>
-        <w:br/>
-        <w:t>SATUAN KERJA PELAKSANAAN PRASARANA STRATEGIS RIAU</w:t>
-        <w:br/>
+        <w:t>KEGIATAN SWAKELOLA TIPE I</w:t>
       </w:r>
     </w:p>
     <w:p>
       <w:pPr>
-        <w:spacing w:before="0" w:after="160"/>
-        <w:jc w:val="center"/>
-      </w:pPr>
-      <w:r>
-        <w:rPr>
-          <w:rFonts w:ascii="Arial" w:hAnsi="Arial"/>
-          <w:color w:val="787878"/>
-          <w:sz w:val="17"/>
-        </w:rPr>
-        <w:t>Jalan Bakti, Ruko Komplek Mutiara Asri Garden, Sidomulyo Timur, Marpoyan Damai, Pekanbaru</w:t>
-        <w:br/>
-        <w:t>—————————————————————————————————————————————————————————————————</w:t>
-      </w:r>
-    </w:p>
-    <w:p>
-      <w:pPr>
-        <w:spacing w:before="160" w:after="200"/>
+        <w:spacing w:before="0" w:after="200" w:line="276" w:lineRule="auto"/>
         <w:jc w:val="center"/>
       </w:pPr>
       <w:r>
         <w:rPr>
           <w:rFonts w:ascii="Arial" w:hAnsi="Arial"/>
           <w:b/>
-          <w:sz w:val="23"/>
-        </w:rPr>
-        <w:t>LEMBAR PEMERIKSAAN KESESUAIAN VOLUME, MUTU, WAKTU DAN KELUARAN</w:t>
-        <w:br/>
-      </w:r>
-      <w:r>
-        <w:rPr>
-          <w:rFonts w:ascii="Arial" w:hAnsi="Arial"/>
-          <w:b/>
-          <w:sz w:val="23"/>
-        </w:rPr>
-        <w:t>KEGIATAN SWAKELOLA TIPE I</w:t>
-        <w:br/>
-      </w:r>
-      <w:r>
-        <w:rPr>
-          <w:rFonts w:ascii="Arial" w:hAnsi="Arial"/>
-          <w:b/>
-          <w:sz w:val="23"/>
+          <w:sz w:val="22"/>
         </w:rPr>
         <w:t>ADMINISTRASI KEGIATAN PEMBANGUNAN GEDUNG SPPG PROVINSI RIAU TA 2025</w:t>
       </w:r>
     </w:p>
     <w:p>
+      <w:pPr>
+        <w:spacing w:before="0" w:after="120" w:line="300" w:lineRule="auto"/>
+        <w:jc w:val="both"/>
+      </w:pPr>
       <w:r>
         <w:rPr>
           <w:rFonts w:ascii="Arial" w:hAnsi="Arial"/>
-          <w:sz w:val="20"/>
+          <w:b w:val="0"/>
+          <w:sz w:val="21"/>
         </w:rPr>
-        <w:t>Tabel Hasil Pemeriksaan Kesesuaian Hasil Pekerjaan oleh Tim Pengawas:</w:t>
+        <w:t>Tim Pengawas Swakelola telah melakukan pengujian dan pemeriksaan fisik serta administratif atas kesesuaian volume, mutu, waktu pelaksanaan, dan keluaran (output) terhadap target yang ditetapkan dalam Kerangka Acuan Kerja (KAK) dan Rencana Anggaran Biaya (RAB) dengan rincian sebagai berikut:</w:t>
       </w:r>
     </w:p>
     <w:tbl>
       <w:tblPr>
         <w:tblW w:type="auto" w:w="0"/>
         <w:jc w:val="center"/>
+        <w:tblLayout w:type="fixed"/>
         <w:tblLook w:firstColumn="1" w:firstRow="1" w:lastColumn="0" w:lastRow="0" w:noHBand="0" w:noVBand="1" w:val="04A0"/>
+        <w:tblBorders>
+          <w:top w:val="single" w:sz="4" w:space="0" w:color="444444"/>
+          <w:left w:val="single" w:sz="4" w:space="0" w:color="444444"/>
+          <w:bottom w:val="single" w:sz="4" w:space="0" w:color="444444"/>
+          <w:right w:val="single" w:sz="4" w:space="0" w:color="444444"/>
+          <w:insideH w:val="single" w:sz="4" w:space="0" w:color="444444"/>
+          <w:insideV w:val="single" w:sz="4" w:space="0" w:color="444444"/>
+        </w:tblBorders>
       </w:tblPr>
       <w:tblGrid>
-        <w:gridCol w:w="1440"/>
-        <w:gridCol w:w="1440"/>
-        <w:gridCol w:w="1440"/>
-        <w:gridCol w:w="1440"/>
-        <w:gridCol w:w="1440"/>
-        <w:gridCol w:w="1440"/>
+        <w:gridCol w:w="1559"/>
+        <w:gridCol w:w="1559"/>
+        <w:gridCol w:w="1559"/>
+        <w:gridCol w:w="1559"/>
+        <w:gridCol w:w="1559"/>
+        <w:gridCol w:w="1559"/>
       </w:tblGrid>
       <w:tr>
+        <w:trPr>
+          <w:tblHeader/>
+          <w:cantSplit/>
+        </w:trPr>
         <w:tc>
           <w:tcPr>
-            <w:tcW w:type="dxa" w:w="1440"/>
-            <w:shd w:val="clear" w:color="auto" w:fill="E0E0E0"/>
+            <w:tcW w:type="dxa" w:w="454"/>
+            <w:vAlign w:val="center"/>
+            <w:shd w:fill="D9E2F3"/>
+            <w:tcMar>
+              <w:top w:w="90" w:type="dxa"/>
+              <w:bottom w:w="90" w:type="dxa"/>
+              <w:left w:w="110" w:type="dxa"/>
+              <w:right w:w="110" w:type="dxa"/>
+            </w:tcMar>
           </w:tcPr>
           <w:p>
+            <w:pPr>
+              <w:spacing w:before="0" w:after="0" w:line="276" w:lineRule="auto"/>
+              <w:jc w:val="center"/>
+            </w:pPr>
             <w:r>
               <w:rPr>
                 <w:rFonts w:ascii="Arial" w:hAnsi="Arial"/>
                 <w:b/>
-                <w:sz w:val="17"/>
+                <w:sz w:val="19"/>
               </w:rPr>
-              <w:t>NO</w:t>
+              <w:t>No.</w:t>
             </w:r>
           </w:p>
         </w:tc>
         <w:tc>
           <w:tcPr>
-            <w:tcW w:type="dxa" w:w="1440"/>
-            <w:shd w:val="clear" w:color="auto" w:fill="E0E0E0"/>
+            <w:tcW w:type="dxa" w:w="2041"/>
+            <w:vAlign w:val="center"/>
+            <w:shd w:fill="D9E2F3"/>
+            <w:tcMar>
+              <w:top w:w="90" w:type="dxa"/>
+              <w:bottom w:w="90" w:type="dxa"/>
+              <w:left w:w="110" w:type="dxa"/>
+              <w:right w:w="110" w:type="dxa"/>
+            </w:tcMar>
           </w:tcPr>
           <w:p>
+            <w:pPr>
+              <w:spacing w:before="0" w:after="0" w:line="276" w:lineRule="auto"/>
+              <w:jc w:val="center"/>
+            </w:pPr>
             <w:r>
               <w:rPr>
                 <w:rFonts w:ascii="Arial" w:hAnsi="Arial"/>
                 <w:b/>
-                <w:sz w:val="17"/>
+                <w:sz w:val="19"/>
               </w:rPr>
-              <w:t>KOMPONEN KEGIATAN</w:t>
+              <w:t>Komponen Keluaran (Output)</w:t>
             </w:r>
           </w:p>
         </w:tc>
         <w:tc>
           <w:tcPr>
-            <w:tcW w:type="dxa" w:w="1440"/>
-            <w:shd w:val="clear" w:color="auto" w:fill="E0E0E0"/>
+            <w:tcW w:type="dxa" w:w="1871"/>
+            <w:vAlign w:val="center"/>
+            <w:shd w:fill="D9E2F3"/>
+            <w:tcMar>
+              <w:top w:w="90" w:type="dxa"/>
+              <w:bottom w:w="90" w:type="dxa"/>
+              <w:left w:w="110" w:type="dxa"/>
+              <w:right w:w="110" w:type="dxa"/>
+            </w:tcMar>
           </w:tcPr>
           <w:p>
+            <w:pPr>
+              <w:spacing w:before="0" w:after="0" w:line="276" w:lineRule="auto"/>
+              <w:jc w:val="center"/>
+            </w:pPr>
             <w:r>
               <w:rPr>
                 <w:rFonts w:ascii="Arial" w:hAnsi="Arial"/>
                 <w:b/>
-                <w:sz w:val="17"/>
+                <w:sz w:val="19"/>
               </w:rPr>
-              <w:t>RENCANA KAK/RAB</w:t>
+              <w:t>Target KAK / RAB</w:t>
             </w:r>
           </w:p>
         </w:tc>
         <w:tc>
           <w:tcPr>
-            <w:tcW w:type="dxa" w:w="1440"/>
-            <w:shd w:val="clear" w:color="auto" w:fill="E0E0E0"/>
+            <w:tcW w:type="dxa" w:w="1871"/>
+            <w:vAlign w:val="center"/>
+            <w:shd w:fill="D9E2F3"/>
+            <w:tcMar>
+              <w:top w:w="90" w:type="dxa"/>
+              <w:bottom w:w="90" w:type="dxa"/>
+              <w:left w:w="110" w:type="dxa"/>
+              <w:right w:w="110" w:type="dxa"/>
+            </w:tcMar>
           </w:tcPr>
           <w:p>
+            <w:pPr>
+              <w:spacing w:before="0" w:after="0" w:line="276" w:lineRule="auto"/>
+              <w:jc w:val="center"/>
+            </w:pPr>
             <w:r>
               <w:rPr>
                 <w:rFonts w:ascii="Arial" w:hAnsi="Arial"/>
                 <w:b/>
-                <w:sz w:val="17"/>
+                <w:sz w:val="19"/>
               </w:rPr>
-              <w:t>REALISASI</w:t>
+              <w:t>Realisasi Aktual</w:t>
             </w:r>
           </w:p>
         </w:tc>
         <w:tc>
           <w:tcPr>
-            <w:tcW w:type="dxa" w:w="1440"/>
-            <w:shd w:val="clear" w:color="auto" w:fill="E0E0E0"/>
+            <w:tcW w:type="dxa" w:w="1871"/>
+            <w:vAlign w:val="center"/>
+            <w:shd w:fill="D9E2F3"/>
+            <w:tcMar>
+              <w:top w:w="90" w:type="dxa"/>
+              <w:bottom w:w="90" w:type="dxa"/>
+              <w:left w:w="110" w:type="dxa"/>
+              <w:right w:w="110" w:type="dxa"/>
+            </w:tcMar>
           </w:tcPr>
           <w:p>
+            <w:pPr>
+              <w:spacing w:before="0" w:after="0" w:line="276" w:lineRule="auto"/>
+              <w:jc w:val="center"/>
+            </w:pPr>
             <w:r>
               <w:rPr>
                 <w:rFonts w:ascii="Arial" w:hAnsi="Arial"/>
                 <w:b/>
-                <w:sz w:val="17"/>
+                <w:sz w:val="19"/>
               </w:rPr>
-              <w:t>STATUS MUTU &amp; WAKTU</w:t>
+              <w:t>Penilaian Mutu &amp; Waktu</w:t>
             </w:r>
           </w:p>
         </w:tc>
         <w:tc>
           <w:tcPr>
-            <w:tcW w:type="dxa" w:w="1440"/>
-            <w:shd w:val="clear" w:color="auto" w:fill="E0E0E0"/>
+            <w:tcW w:type="dxa" w:w="1247"/>
+            <w:vAlign w:val="center"/>
+            <w:shd w:fill="D9E2F3"/>
+            <w:tcMar>
+              <w:top w:w="90" w:type="dxa"/>
+              <w:bottom w:w="90" w:type="dxa"/>
+              <w:left w:w="110" w:type="dxa"/>
+              <w:right w:w="110" w:type="dxa"/>
+            </w:tcMar>
           </w:tcPr>
           <w:p>
+            <w:pPr>
+              <w:spacing w:before="0" w:after="0" w:line="276" w:lineRule="auto"/>
+              <w:jc w:val="center"/>
+            </w:pPr>
             <w:r>
               <w:rPr>
                 <w:rFonts w:ascii="Arial" w:hAnsi="Arial"/>
                 <w:b/>
-                <w:sz w:val="17"/>
+                <w:sz w:val="19"/>
               </w:rPr>
-              <w:t>KESIMPULAN</w:t>
+              <w:t>Hasil Pemeriksaan</w:t>
             </w:r>
           </w:p>
         </w:tc>
       </w:tr>
       <w:tr>
+        <w:trPr>
+          <w:cantSplit/>
+        </w:trPr>
         <w:tc>
           <w:tcPr>
-            <w:tcW w:type="dxa" w:w="1440"/>
+            <w:tcW w:type="dxa" w:w="454"/>
+            <w:vAlign w:val="center"/>
+            <w:tcMar>
+              <w:top w:w="75" w:type="dxa"/>
+              <w:bottom w:w="75" w:type="dxa"/>
+              <w:left w:w="110" w:type="dxa"/>
+              <w:right w:w="110" w:type="dxa"/>
+            </w:tcMar>
           </w:tcPr>
           <w:p>
+            <w:pPr>
+              <w:spacing w:before="0" w:after="0" w:line="276" w:lineRule="auto"/>
+              <w:jc w:val="center"/>
+            </w:pPr>
             <w:r>
               <w:rPr>
                 <w:rFonts w:ascii="Arial" w:hAnsi="Arial"/>
-                <w:b/>
-                <w:sz w:val="17"/>
+                <w:b w:val="0"/>
+                <w:sz w:val="19"/>
               </w:rPr>
               <w:t>1</w:t>
             </w:r>
@@ -208,87 +321,160 @@
         </w:tc>
         <w:tc>
           <w:tcPr>
-            <w:tcW w:type="dxa" w:w="1440"/>
+            <w:tcW w:type="dxa" w:w="2041"/>
+            <w:vAlign w:val="center"/>
+            <w:tcMar>
+              <w:top w:w="75" w:type="dxa"/>
+              <w:bottom w:w="75" w:type="dxa"/>
+              <w:left w:w="110" w:type="dxa"/>
+              <w:right w:w="110" w:type="dxa"/>
+            </w:tcMar>
           </w:tcPr>
           <w:p>
+            <w:pPr>
+              <w:spacing w:before="0" w:after="0" w:line="276" w:lineRule="auto"/>
+              <w:jc w:val="left"/>
+            </w:pPr>
             <w:r>
               <w:rPr>
                 <w:rFonts w:ascii="Arial" w:hAnsi="Arial"/>
-                <w:sz w:val="17"/>
+                <w:b w:val="0"/>
+                <w:sz w:val="19"/>
               </w:rPr>
-              <w:t>Belanja Bahan (ATK Kantor)</w:t>
+              <w:t>Dokumen Perencanaan &amp; Persiapan Swakelola</w:t>
             </w:r>
           </w:p>
         </w:tc>
         <w:tc>
           <w:tcPr>
-            <w:tcW w:type="dxa" w:w="1440"/>
+            <w:tcW w:type="dxa" w:w="1871"/>
+            <w:vAlign w:val="center"/>
+            <w:tcMar>
+              <w:top w:w="75" w:type="dxa"/>
+              <w:bottom w:w="75" w:type="dxa"/>
+              <w:left w:w="110" w:type="dxa"/>
+              <w:right w:w="110" w:type="dxa"/>
+            </w:tcMar>
           </w:tcPr>
           <w:p>
+            <w:pPr>
+              <w:spacing w:before="0" w:after="0" w:line="276" w:lineRule="auto"/>
+              <w:jc w:val="both"/>
+            </w:pPr>
             <w:r>
               <w:rPr>
                 <w:rFonts w:ascii="Arial" w:hAnsi="Arial"/>
-                <w:sz w:val="17"/>
+                <w:b w:val="0"/>
+                <w:sz w:val="19"/>
               </w:rPr>
-              <w:t>Kertas, Map, Binder, Tinta</w:t>
+              <w:t>1 Paket Lengkap (SK Tim, KAK, RAB, Jadwal, BA Persiapan)</w:t>
             </w:r>
           </w:p>
         </w:tc>
         <w:tc>
           <w:tcPr>
-            <w:tcW w:type="dxa" w:w="1440"/>
+            <w:tcW w:type="dxa" w:w="1871"/>
+            <w:vAlign w:val="center"/>
+            <w:tcMar>
+              <w:top w:w="75" w:type="dxa"/>
+              <w:bottom w:w="75" w:type="dxa"/>
+              <w:left w:w="110" w:type="dxa"/>
+              <w:right w:w="110" w:type="dxa"/>
+            </w:tcMar>
           </w:tcPr>
           <w:p>
+            <w:pPr>
+              <w:spacing w:before="0" w:after="0" w:line="276" w:lineRule="auto"/>
+              <w:jc w:val="left"/>
+            </w:pPr>
             <w:r>
               <w:rPr>
                 <w:rFonts w:ascii="Arial" w:hAnsi="Arial"/>
-                <w:sz w:val="17"/>
+                <w:b w:val="0"/>
+                <w:sz w:val="19"/>
               </w:rPr>
-              <w:t>Lengkap sesuai kebutuhan berkas</w:t>
+              <w:t>1 Paket Lengkap Tersedia dan Terverifikasi</w:t>
             </w:r>
           </w:p>
         </w:tc>
         <w:tc>
           <w:tcPr>
-            <w:tcW w:type="dxa" w:w="1440"/>
+            <w:tcW w:type="dxa" w:w="1871"/>
+            <w:vAlign w:val="center"/>
+            <w:tcMar>
+              <w:top w:w="75" w:type="dxa"/>
+              <w:bottom w:w="75" w:type="dxa"/>
+              <w:left w:w="110" w:type="dxa"/>
+              <w:right w:w="110" w:type="dxa"/>
+            </w:tcMar>
           </w:tcPr>
           <w:p>
+            <w:pPr>
+              <w:spacing w:before="0" w:after="0" w:line="276" w:lineRule="auto"/>
+              <w:jc w:val="left"/>
+            </w:pPr>
             <w:r>
               <w:rPr>
                 <w:rFonts w:ascii="Arial" w:hAnsi="Arial"/>
-                <w:sz w:val="17"/>
+                <w:b w:val="0"/>
+                <w:sz w:val="19"/>
               </w:rPr>
-              <w:t>Tepat Waktu / Baik</w:t>
+              <w:t>Tepat Mutu &amp; Tepat Waktu (Sept 2025)</w:t>
             </w:r>
           </w:p>
         </w:tc>
         <w:tc>
           <w:tcPr>
-            <w:tcW w:type="dxa" w:w="1440"/>
+            <w:tcW w:type="dxa" w:w="1247"/>
+            <w:vAlign w:val="center"/>
+            <w:tcMar>
+              <w:top w:w="75" w:type="dxa"/>
+              <w:bottom w:w="75" w:type="dxa"/>
+              <w:left w:w="110" w:type="dxa"/>
+              <w:right w:w="110" w:type="dxa"/>
+            </w:tcMar>
           </w:tcPr>
           <w:p>
+            <w:pPr>
+              <w:spacing w:before="0" w:after="0" w:line="276" w:lineRule="auto"/>
+              <w:jc w:val="center"/>
+            </w:pPr>
             <w:r>
               <w:rPr>
                 <w:rFonts w:ascii="Arial" w:hAnsi="Arial"/>
-                <w:b/>
-                <w:sz w:val="17"/>
+                <w:b w:val="0"/>
+                <w:sz w:val="19"/>
               </w:rPr>
-              <w:t>Sesuai</w:t>
+              <w:t>SESUAI</w:t>
             </w:r>
           </w:p>
         </w:tc>
       </w:tr>
       <w:tr>
+        <w:trPr>
+          <w:cantSplit/>
+        </w:trPr>
         <w:tc>
           <w:tcPr>
-            <w:tcW w:type="dxa" w:w="1440"/>
+            <w:tcW w:type="dxa" w:w="454"/>
+            <w:vAlign w:val="center"/>
+            <w:tcMar>
+              <w:top w:w="75" w:type="dxa"/>
+              <w:bottom w:w="75" w:type="dxa"/>
+              <w:left w:w="110" w:type="dxa"/>
+              <w:right w:w="110" w:type="dxa"/>
+            </w:tcMar>
           </w:tcPr>
           <w:p>
+            <w:pPr>
+              <w:spacing w:before="0" w:after="0" w:line="276" w:lineRule="auto"/>
+              <w:jc w:val="center"/>
+            </w:pPr>
             <w:r>
               <w:rPr>
                 <w:rFonts w:ascii="Arial" w:hAnsi="Arial"/>
-                <w:b/>
-                <w:sz w:val="17"/>
+                <w:b w:val="0"/>
+                <w:sz w:val="19"/>
               </w:rPr>
               <w:t>2</w:t>
             </w:r>
@@ -296,87 +482,160 @@
         </w:tc>
         <w:tc>
           <w:tcPr>
-            <w:tcW w:type="dxa" w:w="1440"/>
+            <w:tcW w:type="dxa" w:w="2041"/>
+            <w:vAlign w:val="center"/>
+            <w:tcMar>
+              <w:top w:w="75" w:type="dxa"/>
+              <w:bottom w:w="75" w:type="dxa"/>
+              <w:left w:w="110" w:type="dxa"/>
+              <w:right w:w="110" w:type="dxa"/>
+            </w:tcMar>
           </w:tcPr>
           <w:p>
+            <w:pPr>
+              <w:spacing w:before="0" w:after="0" w:line="276" w:lineRule="auto"/>
+              <w:jc w:val="left"/>
+            </w:pPr>
             <w:r>
               <w:rPr>
                 <w:rFonts w:ascii="Arial" w:hAnsi="Arial"/>
-                <w:sz w:val="17"/>
+                <w:b w:val="0"/>
+                <w:sz w:val="19"/>
               </w:rPr>
-              <w:t>Belanja Bahan (Suplies Komputer)</w:t>
+              <w:t>Penyediaan Bahan Operasional ATK (SPM 00315A)</w:t>
             </w:r>
           </w:p>
         </w:tc>
         <w:tc>
           <w:tcPr>
-            <w:tcW w:type="dxa" w:w="1440"/>
+            <w:tcW w:type="dxa" w:w="1871"/>
+            <w:vAlign w:val="center"/>
+            <w:tcMar>
+              <w:top w:w="75" w:type="dxa"/>
+              <w:bottom w:w="75" w:type="dxa"/>
+              <w:left w:w="110" w:type="dxa"/>
+              <w:right w:w="110" w:type="dxa"/>
+            </w:tcMar>
           </w:tcPr>
           <w:p>
+            <w:pPr>
+              <w:spacing w:before="0" w:after="0" w:line="276" w:lineRule="auto"/>
+              <w:jc w:val="left"/>
+            </w:pPr>
             <w:r>
               <w:rPr>
                 <w:rFonts w:ascii="Arial" w:hAnsi="Arial"/>
-                <w:sz w:val="17"/>
+                <w:b w:val="0"/>
+                <w:sz w:val="19"/>
               </w:rPr>
-              <w:t>Toner Printer, Flashdisk, HDD Eksternal</w:t>
+              <w:t>1 Paket ATK Pemberkasan SPPG</w:t>
             </w:r>
           </w:p>
         </w:tc>
         <w:tc>
           <w:tcPr>
-            <w:tcW w:type="dxa" w:w="1440"/>
+            <w:tcW w:type="dxa" w:w="1871"/>
+            <w:vAlign w:val="center"/>
+            <w:tcMar>
+              <w:top w:w="75" w:type="dxa"/>
+              <w:bottom w:w="75" w:type="dxa"/>
+              <w:left w:w="110" w:type="dxa"/>
+              <w:right w:w="110" w:type="dxa"/>
+            </w:tcMar>
           </w:tcPr>
           <w:p>
+            <w:pPr>
+              <w:spacing w:before="0" w:after="0" w:line="276" w:lineRule="auto"/>
+              <w:jc w:val="left"/>
+            </w:pPr>
             <w:r>
               <w:rPr>
                 <w:rFonts w:ascii="Arial" w:hAnsi="Arial"/>
-                <w:sz w:val="17"/>
+                <w:b w:val="0"/>
+                <w:sz w:val="19"/>
               </w:rPr>
-              <w:t>Lengkap &amp; terdistribusi</w:t>
+              <w:t>1 Paket Lengkap Sesuai Nota &amp; BA Penerimaan</w:t>
             </w:r>
           </w:p>
         </w:tc>
         <w:tc>
           <w:tcPr>
-            <w:tcW w:type="dxa" w:w="1440"/>
+            <w:tcW w:type="dxa" w:w="1871"/>
+            <w:vAlign w:val="center"/>
+            <w:tcMar>
+              <w:top w:w="75" w:type="dxa"/>
+              <w:bottom w:w="75" w:type="dxa"/>
+              <w:left w:w="110" w:type="dxa"/>
+              <w:right w:w="110" w:type="dxa"/>
+            </w:tcMar>
           </w:tcPr>
           <w:p>
+            <w:pPr>
+              <w:spacing w:before="0" w:after="0" w:line="276" w:lineRule="auto"/>
+              <w:jc w:val="left"/>
+            </w:pPr>
             <w:r>
               <w:rPr>
                 <w:rFonts w:ascii="Arial" w:hAnsi="Arial"/>
-                <w:sz w:val="17"/>
+                <w:b w:val="0"/>
+                <w:sz w:val="19"/>
               </w:rPr>
-              <w:t>Tepat Waktu / Baik</w:t>
+              <w:t>Kondisi Baru, Baik &amp; Sesuai Spesifikasi</w:t>
             </w:r>
           </w:p>
         </w:tc>
         <w:tc>
           <w:tcPr>
-            <w:tcW w:type="dxa" w:w="1440"/>
+            <w:tcW w:type="dxa" w:w="1247"/>
+            <w:vAlign w:val="center"/>
+            <w:tcMar>
+              <w:top w:w="75" w:type="dxa"/>
+              <w:bottom w:w="75" w:type="dxa"/>
+              <w:left w:w="110" w:type="dxa"/>
+              <w:right w:w="110" w:type="dxa"/>
+            </w:tcMar>
           </w:tcPr>
           <w:p>
+            <w:pPr>
+              <w:spacing w:before="0" w:after="0" w:line="276" w:lineRule="auto"/>
+              <w:jc w:val="center"/>
+            </w:pPr>
             <w:r>
               <w:rPr>
                 <w:rFonts w:ascii="Arial" w:hAnsi="Arial"/>
-                <w:b/>
-                <w:sz w:val="17"/>
+                <w:b w:val="0"/>
+                <w:sz w:val="19"/>
               </w:rPr>
-              <w:t>Sesuai</w:t>
+              <w:t>SESUAI</w:t>
             </w:r>
           </w:p>
         </w:tc>
       </w:tr>
       <w:tr>
+        <w:trPr>
+          <w:cantSplit/>
+        </w:trPr>
         <w:tc>
           <w:tcPr>
-            <w:tcW w:type="dxa" w:w="1440"/>
+            <w:tcW w:type="dxa" w:w="454"/>
+            <w:vAlign w:val="center"/>
+            <w:tcMar>
+              <w:top w:w="75" w:type="dxa"/>
+              <w:bottom w:w="75" w:type="dxa"/>
+              <w:left w:w="110" w:type="dxa"/>
+              <w:right w:w="110" w:type="dxa"/>
+            </w:tcMar>
           </w:tcPr>
           <w:p>
+            <w:pPr>
+              <w:spacing w:before="0" w:after="0" w:line="276" w:lineRule="auto"/>
+              <w:jc w:val="center"/>
+            </w:pPr>
             <w:r>
               <w:rPr>
                 <w:rFonts w:ascii="Arial" w:hAnsi="Arial"/>
-                <w:b/>
-                <w:sz w:val="17"/>
+                <w:b w:val="0"/>
+                <w:sz w:val="19"/>
               </w:rPr>
               <w:t>3</w:t>
             </w:r>
@@ -384,87 +643,160 @@
         </w:tc>
         <w:tc>
           <w:tcPr>
-            <w:tcW w:type="dxa" w:w="1440"/>
+            <w:tcW w:type="dxa" w:w="2041"/>
+            <w:vAlign w:val="center"/>
+            <w:tcMar>
+              <w:top w:w="75" w:type="dxa"/>
+              <w:bottom w:w="75" w:type="dxa"/>
+              <w:left w:w="110" w:type="dxa"/>
+              <w:right w:w="110" w:type="dxa"/>
+            </w:tcMar>
           </w:tcPr>
           <w:p>
+            <w:pPr>
+              <w:spacing w:before="0" w:after="0" w:line="276" w:lineRule="auto"/>
+              <w:jc w:val="left"/>
+            </w:pPr>
             <w:r>
               <w:rPr>
                 <w:rFonts w:ascii="Arial" w:hAnsi="Arial"/>
-                <w:sz w:val="17"/>
+                <w:b w:val="0"/>
+                <w:sz w:val="19"/>
               </w:rPr>
-              <w:t>Perjalanan Dinas Monitoring Wilayah</w:t>
+              <w:t>Penyediaan Computer Supplies (SPM 00349A)</w:t>
             </w:r>
           </w:p>
         </w:tc>
         <w:tc>
           <w:tcPr>
-            <w:tcW w:type="dxa" w:w="1440"/>
+            <w:tcW w:type="dxa" w:w="1871"/>
+            <w:vAlign w:val="center"/>
+            <w:tcMar>
+              <w:top w:w="75" w:type="dxa"/>
+              <w:bottom w:w="75" w:type="dxa"/>
+              <w:left w:w="110" w:type="dxa"/>
+              <w:right w:w="110" w:type="dxa"/>
+            </w:tcMar>
           </w:tcPr>
           <w:p>
+            <w:pPr>
+              <w:spacing w:before="0" w:after="0" w:line="276" w:lineRule="auto"/>
+              <w:jc w:val="left"/>
+            </w:pPr>
             <w:r>
               <w:rPr>
                 <w:rFonts w:ascii="Arial" w:hAnsi="Arial"/>
-                <w:sz w:val="17"/>
+                <w:b w:val="0"/>
+                <w:sz w:val="19"/>
               </w:rPr>
-              <w:t>Survei Kampar, Dumai, Siak</w:t>
+              <w:t>1 Paket Tinta &amp; Toner Printer</w:t>
             </w:r>
           </w:p>
         </w:tc>
         <w:tc>
           <w:tcPr>
-            <w:tcW w:type="dxa" w:w="1440"/>
+            <w:tcW w:type="dxa" w:w="1871"/>
+            <w:vAlign w:val="center"/>
+            <w:tcMar>
+              <w:top w:w="75" w:type="dxa"/>
+              <w:bottom w:w="75" w:type="dxa"/>
+              <w:left w:w="110" w:type="dxa"/>
+              <w:right w:w="110" w:type="dxa"/>
+            </w:tcMar>
           </w:tcPr>
           <w:p>
+            <w:pPr>
+              <w:spacing w:before="0" w:after="0" w:line="276" w:lineRule="auto"/>
+              <w:jc w:val="left"/>
+            </w:pPr>
             <w:r>
               <w:rPr>
                 <w:rFonts w:ascii="Arial" w:hAnsi="Arial"/>
-                <w:sz w:val="17"/>
+                <w:b w:val="0"/>
+                <w:sz w:val="19"/>
               </w:rPr>
-              <w:t>Terlaksana ke seluruh titik lokasi</w:t>
+              <w:t>1 Paket Lengkap Sesuai Nota &amp; BA Penerimaan</w:t>
             </w:r>
           </w:p>
         </w:tc>
         <w:tc>
           <w:tcPr>
-            <w:tcW w:type="dxa" w:w="1440"/>
+            <w:tcW w:type="dxa" w:w="1871"/>
+            <w:vAlign w:val="center"/>
+            <w:tcMar>
+              <w:top w:w="75" w:type="dxa"/>
+              <w:bottom w:w="75" w:type="dxa"/>
+              <w:left w:w="110" w:type="dxa"/>
+              <w:right w:w="110" w:type="dxa"/>
+            </w:tcMar>
           </w:tcPr>
           <w:p>
+            <w:pPr>
+              <w:spacing w:before="0" w:after="0" w:line="276" w:lineRule="auto"/>
+              <w:jc w:val="left"/>
+            </w:pPr>
             <w:r>
               <w:rPr>
                 <w:rFonts w:ascii="Arial" w:hAnsi="Arial"/>
-                <w:sz w:val="17"/>
+                <w:b w:val="0"/>
+                <w:sz w:val="19"/>
               </w:rPr>
-              <w:t>Tepat Waktu / Lengkap</w:t>
+              <w:t>Original, Baik &amp; Sesuai Spesifikasi</w:t>
             </w:r>
           </w:p>
         </w:tc>
         <w:tc>
           <w:tcPr>
-            <w:tcW w:type="dxa" w:w="1440"/>
+            <w:tcW w:type="dxa" w:w="1247"/>
+            <w:vAlign w:val="center"/>
+            <w:tcMar>
+              <w:top w:w="75" w:type="dxa"/>
+              <w:bottom w:w="75" w:type="dxa"/>
+              <w:left w:w="110" w:type="dxa"/>
+              <w:right w:w="110" w:type="dxa"/>
+            </w:tcMar>
           </w:tcPr>
           <w:p>
+            <w:pPr>
+              <w:spacing w:before="0" w:after="0" w:line="276" w:lineRule="auto"/>
+              <w:jc w:val="center"/>
+            </w:pPr>
             <w:r>
               <w:rPr>
                 <w:rFonts w:ascii="Arial" w:hAnsi="Arial"/>
-                <w:b/>
-                <w:sz w:val="17"/>
+                <w:b w:val="0"/>
+                <w:sz w:val="19"/>
               </w:rPr>
-              <w:t>Sesuai</w:t>
+              <w:t>SESUAI</w:t>
             </w:r>
           </w:p>
         </w:tc>
       </w:tr>
       <w:tr>
+        <w:trPr>
+          <w:cantSplit/>
+        </w:trPr>
         <w:tc>
           <w:tcPr>
-            <w:tcW w:type="dxa" w:w="1440"/>
+            <w:tcW w:type="dxa" w:w="454"/>
+            <w:vAlign w:val="center"/>
+            <w:tcMar>
+              <w:top w:w="75" w:type="dxa"/>
+              <w:bottom w:w="75" w:type="dxa"/>
+              <w:left w:w="110" w:type="dxa"/>
+              <w:right w:w="110" w:type="dxa"/>
+            </w:tcMar>
           </w:tcPr>
           <w:p>
+            <w:pPr>
+              <w:spacing w:before="0" w:after="0" w:line="276" w:lineRule="auto"/>
+              <w:jc w:val="center"/>
+            </w:pPr>
             <w:r>
               <w:rPr>
                 <w:rFonts w:ascii="Arial" w:hAnsi="Arial"/>
-                <w:b/>
-                <w:sz w:val="17"/>
+                <w:b w:val="0"/>
+                <w:sz w:val="19"/>
               </w:rPr>
               <w:t>4</w:t>
             </w:r>
@@ -472,87 +804,160 @@
         </w:tc>
         <w:tc>
           <w:tcPr>
-            <w:tcW w:type="dxa" w:w="1440"/>
+            <w:tcW w:type="dxa" w:w="2041"/>
+            <w:vAlign w:val="center"/>
+            <w:tcMar>
+              <w:top w:w="75" w:type="dxa"/>
+              <w:bottom w:w="75" w:type="dxa"/>
+              <w:left w:w="110" w:type="dxa"/>
+              <w:right w:w="110" w:type="dxa"/>
+            </w:tcMar>
           </w:tcPr>
           <w:p>
+            <w:pPr>
+              <w:spacing w:before="0" w:after="0" w:line="276" w:lineRule="auto"/>
+              <w:jc w:val="left"/>
+            </w:pPr>
             <w:r>
               <w:rPr>
                 <w:rFonts w:ascii="Arial" w:hAnsi="Arial"/>
-                <w:sz w:val="17"/>
+                <w:b w:val="0"/>
+                <w:sz w:val="19"/>
               </w:rPr>
-              <w:t>Perjalanan Dinas Koordinasi Terpusat</w:t>
+              <w:t>Perjalanan Dinas Luar Kota (8 SPM Akun 524111)</w:t>
             </w:r>
           </w:p>
         </w:tc>
         <w:tc>
           <w:tcPr>
-            <w:tcW w:type="dxa" w:w="1440"/>
+            <w:tcW w:type="dxa" w:w="1871"/>
+            <w:vAlign w:val="center"/>
+            <w:tcMar>
+              <w:top w:w="75" w:type="dxa"/>
+              <w:bottom w:w="75" w:type="dxa"/>
+              <w:left w:w="110" w:type="dxa"/>
+              <w:right w:w="110" w:type="dxa"/>
+            </w:tcMar>
           </w:tcPr>
           <w:p>
+            <w:pPr>
+              <w:spacing w:before="0" w:after="0" w:line="276" w:lineRule="auto"/>
+              <w:jc w:val="left"/>
+            </w:pPr>
             <w:r>
               <w:rPr>
                 <w:rFonts w:ascii="Arial" w:hAnsi="Arial"/>
-                <w:sz w:val="17"/>
+                <w:b w:val="0"/>
+                <w:sz w:val="19"/>
               </w:rPr>
-              <w:t>Koordinasi ke Jakarta &amp; Medan</w:t>
+              <w:t>Koordinasi Pusat/Regional &amp; Survei/Monev Kab/Kota Riau</w:t>
             </w:r>
           </w:p>
         </w:tc>
         <w:tc>
           <w:tcPr>
-            <w:tcW w:type="dxa" w:w="1440"/>
+            <w:tcW w:type="dxa" w:w="1871"/>
+            <w:vAlign w:val="center"/>
+            <w:tcMar>
+              <w:top w:w="75" w:type="dxa"/>
+              <w:bottom w:w="75" w:type="dxa"/>
+              <w:left w:w="110" w:type="dxa"/>
+              <w:right w:w="110" w:type="dxa"/>
+            </w:tcMar>
           </w:tcPr>
           <w:p>
+            <w:pPr>
+              <w:spacing w:before="0" w:after="0" w:line="276" w:lineRule="auto"/>
+              <w:jc w:val="both"/>
+            </w:pPr>
             <w:r>
               <w:rPr>
                 <w:rFonts w:ascii="Arial" w:hAnsi="Arial"/>
-                <w:sz w:val="17"/>
+                <w:b w:val="0"/>
+                <w:sz w:val="19"/>
               </w:rPr>
-              <w:t>Terlaksana dengan SPT &amp; Boarding Pass</w:t>
+              <w:t>8 Kegiatan Terlaksana (Kampar, Dumai, Siak, Jakarta, Medan)</w:t>
             </w:r>
           </w:p>
         </w:tc>
         <w:tc>
           <w:tcPr>
-            <w:tcW w:type="dxa" w:w="1440"/>
+            <w:tcW w:type="dxa" w:w="1871"/>
+            <w:vAlign w:val="center"/>
+            <w:tcMar>
+              <w:top w:w="75" w:type="dxa"/>
+              <w:bottom w:w="75" w:type="dxa"/>
+              <w:left w:w="110" w:type="dxa"/>
+              <w:right w:w="110" w:type="dxa"/>
+            </w:tcMar>
           </w:tcPr>
           <w:p>
+            <w:pPr>
+              <w:spacing w:before="0" w:after="0" w:line="276" w:lineRule="auto"/>
+              <w:jc w:val="left"/>
+            </w:pPr>
             <w:r>
               <w:rPr>
                 <w:rFonts w:ascii="Arial" w:hAnsi="Arial"/>
-                <w:sz w:val="17"/>
+                <w:b w:val="0"/>
+                <w:sz w:val="19"/>
               </w:rPr>
-              <w:t>Tepat Waktu / Valid</w:t>
+              <w:t>Bukti Riil Lengkap &amp; Tepat Waktu</w:t>
             </w:r>
           </w:p>
         </w:tc>
         <w:tc>
           <w:tcPr>
-            <w:tcW w:type="dxa" w:w="1440"/>
+            <w:tcW w:type="dxa" w:w="1247"/>
+            <w:vAlign w:val="center"/>
+            <w:tcMar>
+              <w:top w:w="75" w:type="dxa"/>
+              <w:bottom w:w="75" w:type="dxa"/>
+              <w:left w:w="110" w:type="dxa"/>
+              <w:right w:w="110" w:type="dxa"/>
+            </w:tcMar>
           </w:tcPr>
           <w:p>
+            <w:pPr>
+              <w:spacing w:before="0" w:after="0" w:line="276" w:lineRule="auto"/>
+              <w:jc w:val="center"/>
+            </w:pPr>
             <w:r>
               <w:rPr>
                 <w:rFonts w:ascii="Arial" w:hAnsi="Arial"/>
-                <w:b/>
-                <w:sz w:val="17"/>
+                <w:b w:val="0"/>
+                <w:sz w:val="19"/>
               </w:rPr>
-              <w:t>Sesuai</w:t>
+              <w:t>SESUAI</w:t>
             </w:r>
           </w:p>
         </w:tc>
       </w:tr>
       <w:tr>
+        <w:trPr>
+          <w:cantSplit/>
+        </w:trPr>
         <w:tc>
           <w:tcPr>
-            <w:tcW w:type="dxa" w:w="1440"/>
+            <w:tcW w:type="dxa" w:w="454"/>
+            <w:vAlign w:val="center"/>
+            <w:tcMar>
+              <w:top w:w="75" w:type="dxa"/>
+              <w:bottom w:w="75" w:type="dxa"/>
+              <w:left w:w="110" w:type="dxa"/>
+              <w:right w:w="110" w:type="dxa"/>
+            </w:tcMar>
           </w:tcPr>
           <w:p>
+            <w:pPr>
+              <w:spacing w:before="0" w:after="0" w:line="276" w:lineRule="auto"/>
+              <w:jc w:val="center"/>
+            </w:pPr>
             <w:r>
               <w:rPr>
                 <w:rFonts w:ascii="Arial" w:hAnsi="Arial"/>
-                <w:b/>
-                <w:sz w:val="17"/>
+                <w:b w:val="0"/>
+                <w:sz w:val="19"/>
               </w:rPr>
               <w:t>5</w:t>
             </w:r>
@@ -560,72 +965,292 @@
         </w:tc>
         <w:tc>
           <w:tcPr>
-            <w:tcW w:type="dxa" w:w="1440"/>
+            <w:tcW w:type="dxa" w:w="2041"/>
+            <w:vAlign w:val="center"/>
+            <w:tcMar>
+              <w:top w:w="75" w:type="dxa"/>
+              <w:bottom w:w="75" w:type="dxa"/>
+              <w:left w:w="110" w:type="dxa"/>
+              <w:right w:w="110" w:type="dxa"/>
+            </w:tcMar>
           </w:tcPr>
           <w:p>
+            <w:pPr>
+              <w:spacing w:before="0" w:after="0" w:line="276" w:lineRule="auto"/>
+              <w:jc w:val="left"/>
+            </w:pPr>
             <w:r>
               <w:rPr>
                 <w:rFonts w:ascii="Arial" w:hAnsi="Arial"/>
-                <w:sz w:val="17"/>
+                <w:b w:val="0"/>
+                <w:sz w:val="19"/>
               </w:rPr>
-              <w:t>Laporan Hasil Pelaksanaan &amp; Administrasi</w:t>
+              <w:t>Perjalanan Dinas Dalam Kota (1 SPM Akun 524113)</w:t>
             </w:r>
           </w:p>
         </w:tc>
         <w:tc>
           <w:tcPr>
-            <w:tcW w:type="dxa" w:w="1440"/>
+            <w:tcW w:type="dxa" w:w="1871"/>
+            <w:vAlign w:val="center"/>
+            <w:tcMar>
+              <w:top w:w="75" w:type="dxa"/>
+              <w:bottom w:w="75" w:type="dxa"/>
+              <w:left w:w="110" w:type="dxa"/>
+              <w:right w:w="110" w:type="dxa"/>
+            </w:tcMar>
           </w:tcPr>
           <w:p>
+            <w:pPr>
+              <w:spacing w:before="0" w:after="0" w:line="276" w:lineRule="auto"/>
+              <w:jc w:val="left"/>
+            </w:pPr>
             <w:r>
               <w:rPr>
                 <w:rFonts w:ascii="Arial" w:hAnsi="Arial"/>
-                <w:sz w:val="17"/>
+                <w:b w:val="0"/>
+                <w:sz w:val="19"/>
               </w:rPr>
-              <w:t>1 Laporan Dokumen Lengkap</w:t>
+              <w:t>Survei &amp; Verifikasi Lokasi Pekanbaru</w:t>
             </w:r>
           </w:p>
         </w:tc>
         <w:tc>
           <w:tcPr>
-            <w:tcW w:type="dxa" w:w="1440"/>
+            <w:tcW w:type="dxa" w:w="1871"/>
+            <w:vAlign w:val="center"/>
+            <w:tcMar>
+              <w:top w:w="75" w:type="dxa"/>
+              <w:bottom w:w="75" w:type="dxa"/>
+              <w:left w:w="110" w:type="dxa"/>
+              <w:right w:w="110" w:type="dxa"/>
+            </w:tcMar>
           </w:tcPr>
           <w:p>
+            <w:pPr>
+              <w:spacing w:before="0" w:after="0" w:line="276" w:lineRule="auto"/>
+              <w:jc w:val="left"/>
+            </w:pPr>
             <w:r>
               <w:rPr>
                 <w:rFonts w:ascii="Arial" w:hAnsi="Arial"/>
-                <w:sz w:val="17"/>
+                <w:b w:val="0"/>
+                <w:sz w:val="19"/>
               </w:rPr>
-              <w:t>Tersusun laporan akhir &amp; album dokumentasi</w:t>
+              <w:t>1 Kegiatan Terlaksana di Kota Pekanbaru</w:t>
             </w:r>
           </w:p>
         </w:tc>
         <w:tc>
           <w:tcPr>
-            <w:tcW w:type="dxa" w:w="1440"/>
+            <w:tcW w:type="dxa" w:w="1871"/>
+            <w:vAlign w:val="center"/>
+            <w:tcMar>
+              <w:top w:w="75" w:type="dxa"/>
+              <w:bottom w:w="75" w:type="dxa"/>
+              <w:left w:w="110" w:type="dxa"/>
+              <w:right w:w="110" w:type="dxa"/>
+            </w:tcMar>
           </w:tcPr>
           <w:p>
+            <w:pPr>
+              <w:spacing w:before="0" w:after="0" w:line="276" w:lineRule="auto"/>
+              <w:jc w:val="left"/>
+            </w:pPr>
             <w:r>
               <w:rPr>
                 <w:rFonts w:ascii="Arial" w:hAnsi="Arial"/>
-                <w:sz w:val="17"/>
+                <w:b w:val="0"/>
+                <w:sz w:val="19"/>
               </w:rPr>
-              <w:t>Mutu Memenuhi Syarat</w:t>
+              <w:t>Bukti Riil Lengkap &amp; Tepat Waktu</w:t>
             </w:r>
           </w:p>
         </w:tc>
         <w:tc>
           <w:tcPr>
-            <w:tcW w:type="dxa" w:w="1440"/>
+            <w:tcW w:type="dxa" w:w="1247"/>
+            <w:vAlign w:val="center"/>
+            <w:tcMar>
+              <w:top w:w="75" w:type="dxa"/>
+              <w:bottom w:w="75" w:type="dxa"/>
+              <w:left w:w="110" w:type="dxa"/>
+              <w:right w:w="110" w:type="dxa"/>
+            </w:tcMar>
           </w:tcPr>
           <w:p>
+            <w:pPr>
+              <w:spacing w:before="0" w:after="0" w:line="276" w:lineRule="auto"/>
+              <w:jc w:val="center"/>
+            </w:pPr>
             <w:r>
               <w:rPr>
                 <w:rFonts w:ascii="Arial" w:hAnsi="Arial"/>
-                <w:b/>
-                <w:sz w:val="17"/>
+                <w:b w:val="0"/>
+                <w:sz w:val="19"/>
               </w:rPr>
-              <w:t>Sesuai</w:t>
+              <w:t>SESUAI</w:t>
+            </w:r>
+          </w:p>
+        </w:tc>
+      </w:tr>
+      <w:tr>
+        <w:trPr>
+          <w:cantSplit/>
+        </w:trPr>
+        <w:tc>
+          <w:tcPr>
+            <w:tcW w:type="dxa" w:w="454"/>
+            <w:vAlign w:val="center"/>
+            <w:tcMar>
+              <w:top w:w="75" w:type="dxa"/>
+              <w:bottom w:w="75" w:type="dxa"/>
+              <w:left w:w="110" w:type="dxa"/>
+              <w:right w:w="110" w:type="dxa"/>
+            </w:tcMar>
+          </w:tcPr>
+          <w:p>
+            <w:pPr>
+              <w:spacing w:before="0" w:after="0" w:line="276" w:lineRule="auto"/>
+              <w:jc w:val="center"/>
+            </w:pPr>
+            <w:r>
+              <w:rPr>
+                <w:rFonts w:ascii="Arial" w:hAnsi="Arial"/>
+                <w:b w:val="0"/>
+                <w:sz w:val="19"/>
+              </w:rPr>
+              <w:t>6</w:t>
+            </w:r>
+          </w:p>
+        </w:tc>
+        <w:tc>
+          <w:tcPr>
+            <w:tcW w:type="dxa" w:w="2041"/>
+            <w:vAlign w:val="center"/>
+            <w:tcMar>
+              <w:top w:w="75" w:type="dxa"/>
+              <w:bottom w:w="75" w:type="dxa"/>
+              <w:left w:w="110" w:type="dxa"/>
+              <w:right w:w="110" w:type="dxa"/>
+            </w:tcMar>
+          </w:tcPr>
+          <w:p>
+            <w:pPr>
+              <w:spacing w:before="0" w:after="0" w:line="276" w:lineRule="auto"/>
+              <w:jc w:val="left"/>
+            </w:pPr>
+            <w:r>
+              <w:rPr>
+                <w:rFonts w:ascii="Arial" w:hAnsi="Arial"/>
+                <w:b w:val="0"/>
+                <w:sz w:val="19"/>
+              </w:rPr>
+              <w:t>Laporan Pelaksanaan, Pengawasan &amp; Dokumentasi</w:t>
+            </w:r>
+          </w:p>
+        </w:tc>
+        <w:tc>
+          <w:tcPr>
+            <w:tcW w:type="dxa" w:w="1871"/>
+            <w:vAlign w:val="center"/>
+            <w:tcMar>
+              <w:top w:w="75" w:type="dxa"/>
+              <w:bottom w:w="75" w:type="dxa"/>
+              <w:left w:w="110" w:type="dxa"/>
+              <w:right w:w="110" w:type="dxa"/>
+            </w:tcMar>
+          </w:tcPr>
+          <w:p>
+            <w:pPr>
+              <w:spacing w:before="0" w:after="0" w:line="276" w:lineRule="auto"/>
+              <w:jc w:val="left"/>
+            </w:pPr>
+            <w:r>
+              <w:rPr>
+                <w:rFonts w:ascii="Arial" w:hAnsi="Arial"/>
+                <w:b w:val="0"/>
+                <w:sz w:val="19"/>
+              </w:rPr>
+              <w:t>1 Paket Laporan Berkala, Album Foto &amp; Laporan Akhir</w:t>
+            </w:r>
+          </w:p>
+        </w:tc>
+        <w:tc>
+          <w:tcPr>
+            <w:tcW w:type="dxa" w:w="1871"/>
+            <w:vAlign w:val="center"/>
+            <w:tcMar>
+              <w:top w:w="75" w:type="dxa"/>
+              <w:bottom w:w="75" w:type="dxa"/>
+              <w:left w:w="110" w:type="dxa"/>
+              <w:right w:w="110" w:type="dxa"/>
+            </w:tcMar>
+          </w:tcPr>
+          <w:p>
+            <w:pPr>
+              <w:spacing w:before="0" w:after="0" w:line="276" w:lineRule="auto"/>
+              <w:jc w:val="left"/>
+            </w:pPr>
+            <w:r>
+              <w:rPr>
+                <w:rFonts w:ascii="Arial" w:hAnsi="Arial"/>
+                <w:b w:val="0"/>
+                <w:sz w:val="19"/>
+              </w:rPr>
+              <w:t>1 Paket Lengkap Tersusun Rapi</w:t>
+            </w:r>
+          </w:p>
+        </w:tc>
+        <w:tc>
+          <w:tcPr>
+            <w:tcW w:type="dxa" w:w="1871"/>
+            <w:vAlign w:val="center"/>
+            <w:tcMar>
+              <w:top w:w="75" w:type="dxa"/>
+              <w:bottom w:w="75" w:type="dxa"/>
+              <w:left w:w="110" w:type="dxa"/>
+              <w:right w:w="110" w:type="dxa"/>
+            </w:tcMar>
+          </w:tcPr>
+          <w:p>
+            <w:pPr>
+              <w:spacing w:before="0" w:after="0" w:line="276" w:lineRule="auto"/>
+              <w:jc w:val="left"/>
+            </w:pPr>
+            <w:r>
+              <w:rPr>
+                <w:rFonts w:ascii="Arial" w:hAnsi="Arial"/>
+                <w:b w:val="0"/>
+                <w:sz w:val="19"/>
+              </w:rPr>
+              <w:t>Akurat, Lengkap &amp; Akuntabel</w:t>
+            </w:r>
+          </w:p>
+        </w:tc>
+        <w:tc>
+          <w:tcPr>
+            <w:tcW w:type="dxa" w:w="1247"/>
+            <w:vAlign w:val="center"/>
+            <w:tcMar>
+              <w:top w:w="75" w:type="dxa"/>
+              <w:bottom w:w="75" w:type="dxa"/>
+              <w:left w:w="110" w:type="dxa"/>
+              <w:right w:w="110" w:type="dxa"/>
+            </w:tcMar>
+          </w:tcPr>
+          <w:p>
+            <w:pPr>
+              <w:spacing w:before="0" w:after="0" w:line="276" w:lineRule="auto"/>
+              <w:jc w:val="center"/>
+            </w:pPr>
+            <w:r>
+              <w:rPr>
+                <w:rFonts w:ascii="Arial" w:hAnsi="Arial"/>
+                <w:b w:val="0"/>
+                <w:sz w:val="19"/>
+              </w:rPr>
+              <w:t>SESUAI</w:t>
             </w:r>
           </w:p>
         </w:tc>
@@ -633,110 +1258,142 @@
     </w:tbl>
     <w:p>
       <w:pPr>
-        <w:spacing w:before="280" w:after="80"/>
-        <w:jc w:val="right"/>
+        <w:spacing w:before="0" w:after="120"/>
+      </w:pPr>
+    </w:p>
+    <w:p>
+      <w:pPr>
+        <w:spacing w:before="0" w:after="120" w:line="300" w:lineRule="auto"/>
+        <w:jc w:val="both"/>
       </w:pPr>
       <w:r>
         <w:rPr>
           <w:rFonts w:ascii="Arial" w:hAnsi="Arial"/>
-          <w:sz w:val="20"/>
+          <w:b w:val="0"/>
+          <w:sz w:val="21"/>
         </w:rPr>
-        <w:t>Pekanbaru, 19 Desember 2025</w:t>
+        <w:t>Berdasarkan lembar pemeriksaan di atas, seluruh komponen keluaran kegiatan Swakelola telah memenuhi standar volume, mutu, dan ketepatan waktu sebesar 100%.</w:t>
       </w:r>
     </w:p>
     <w:tbl>
       <w:tblPr>
         <w:tblW w:type="auto" w:w="0"/>
         <w:jc w:val="center"/>
+        <w:tblLayout w:type="fixed"/>
         <w:tblLook w:firstColumn="1" w:firstRow="1" w:lastColumn="0" w:lastRow="0" w:noHBand="0" w:noVBand="1" w:val="04A0"/>
+        <w:tblBorders>
+          <w:top w:val="none" w:sz="0" w:space="0" w:color="auto"/>
+          <w:left w:val="none" w:sz="0" w:space="0" w:color="auto"/>
+          <w:bottom w:val="none" w:sz="0" w:space="0" w:color="auto"/>
+          <w:right w:val="none" w:sz="0" w:space="0" w:color="auto"/>
+          <w:insideH w:val="none" w:sz="0" w:space="0" w:color="auto"/>
+          <w:insideV w:val="none" w:sz="0" w:space="0" w:color="auto"/>
+        </w:tblBorders>
       </w:tblPr>
       <w:tblGrid>
-        <w:gridCol w:w="4608"/>
-        <w:gridCol w:w="4608"/>
+        <w:gridCol w:w="4677"/>
+        <w:gridCol w:w="4677"/>
       </w:tblGrid>
       <w:tr>
+        <w:trPr>
+          <w:cantSplit/>
+        </w:trPr>
         <w:tc>
           <w:tcPr>
-            <w:tcW w:type="dxa" w:w="4320"/>
+            <w:tcW w:type="dxa" w:w="4677"/>
           </w:tcPr>
           <w:p>
             <w:pPr>
-              <w:jc w:val="center"/>
+              <w:spacing w:before="160" w:line="276" w:lineRule="auto"/>
+              <w:jc w:val="left"/>
             </w:pPr>
             <w:r>
               <w:rPr>
                 <w:rFonts w:ascii="Arial" w:hAnsi="Arial"/>
+                <w:sz w:val="21"/>
+              </w:rPr>
+              <w:t>Mengetahui,</w:t>
+              <w:br/>
+            </w:r>
+            <w:r>
+              <w:rPr>
+                <w:rFonts w:ascii="Arial" w:hAnsi="Arial"/>
                 <w:b/>
-                <w:sz w:val="20"/>
+                <w:sz w:val="21"/>
               </w:rPr>
-              <w:t>Ketua Tim Pelaksana</w:t>
+              <w:t>Pejabat Pembuat Komitmen (PPK)</w:t>
+              <w:br/>
+              <w:t>Satker Pelaksanaan Prasarana Strategis Riau,</w:t>
+              <w:br/>
+              <w:br/>
+              <w:br/>
+              <w:br/>
+            </w:r>
+            <w:r>
+              <w:rPr>
+                <w:rFonts w:ascii="Arial" w:hAnsi="Arial"/>
+                <w:b/>
+                <w:sz w:val="21"/>
+                <w:u w:val="single"/>
+              </w:rPr>
+              <w:t>Nurhidayat Nugroho, S.Ars.</w:t>
+              <w:br/>
+            </w:r>
+            <w:r>
+              <w:rPr>
+                <w:rFonts w:ascii="Arial" w:hAnsi="Arial"/>
+                <w:sz w:val="21"/>
+              </w:rPr>
+              <w:t>NIP. 19901221 201802 1 001</w:t>
             </w:r>
           </w:p>
         </w:tc>
         <w:tc>
           <w:tcPr>
-            <w:tcW w:type="dxa" w:w="4320"/>
+            <w:tcW w:type="dxa" w:w="4677"/>
           </w:tcPr>
           <w:p>
             <w:pPr>
-              <w:jc w:val="center"/>
+              <w:spacing w:before="160" w:line="276" w:lineRule="auto"/>
+              <w:jc w:val="left"/>
             </w:pPr>
             <w:r>
               <w:rPr>
                 <w:rFonts w:ascii="Arial" w:hAnsi="Arial"/>
-                <w:b/>
-                <w:sz w:val="20"/>
+                <w:sz w:val="21"/>
               </w:rPr>
-              <w:t>Ketua Tim Pengawas</w:t>
+              <w:t>Pekanbaru, 19 Desember 2025</w:t>
+              <w:br/>
+              <w:t>Pemeriksa,</w:t>
+              <w:br/>
             </w:r>
-          </w:p>
-        </w:tc>
-      </w:tr>
-      <w:tr>
-        <w:tc>
-          <w:tcPr>
-            <w:tcW w:type="dxa" w:w="4320"/>
-          </w:tcPr>
-          <w:p>
-            <w:pPr>
-              <w:jc w:val="center"/>
-            </w:pPr>
             <w:r>
               <w:rPr>
                 <w:rFonts w:ascii="Arial" w:hAnsi="Arial"/>
                 <w:b/>
-                <w:sz w:val="20"/>
+                <w:sz w:val="21"/>
               </w:rPr>
+              <w:t>Ketua Tim Pengawas Swakelola,</w:t>
               <w:br/>
               <w:br/>
               <w:br/>
               <w:br/>
-              <w:t>Junaidi</w:t>
-              <w:br/>
-              <w:t>NIP. 19740704 200701 1 002</w:t>
             </w:r>
-          </w:p>
-        </w:tc>
-        <w:tc>
-          <w:tcPr>
-            <w:tcW w:type="dxa" w:w="4320"/>
-          </w:tcPr>
-          <w:p>
-            <w:pPr>
-              <w:jc w:val="center"/>
-            </w:pPr>
             <w:r>
               <w:rPr>
                 <w:rFonts w:ascii="Arial" w:hAnsi="Arial"/>
                 <w:b/>
-                <w:sz w:val="20"/>
+                <w:sz w:val="21"/>
+                <w:u w:val="single"/>
               </w:rPr>
-              <w:br/>
-              <w:br/>
-              <w:br/>
-              <w:br/>
               <w:t>Hendra, S.T.</w:t>
               <w:br/>
+            </w:r>
+            <w:r>
+              <w:rPr>
+                <w:rFonts w:ascii="Arial" w:hAnsi="Arial"/>
+                <w:sz w:val="21"/>
+              </w:rPr>
               <w:t>NIP. 19770909 200902 1 005</w:t>
             </w:r>
           </w:p>
@@ -744,8 +1401,8 @@
       </w:tr>
     </w:tbl>
     <w:sectPr>
-      <w:pgSz w:w="12240" w:h="15840"/>
-      <w:pgMar w:top="1440" w:right="1800" w:bottom="1440" w:left="1800" w:header="720" w:footer="720" w:gutter="0"/>
+      <w:pgSz w:w="11906" w:h="16838"/>
+      <w:pgMar w:top="1020" w:right="1276" w:bottom="1134" w:left="1276" w:header="720" w:footer="720" w:gutter="0"/>
       <w:cols w:space="720"/>
       <w:docGrid w:linePitch="360"/>
     </w:sectPr>
@@ -1116,6 +1773,14 @@
     <w:name w:val="Normal"/>
     <w:qFormat/>
     <w:rsid w:val="00FC693F"/>
+    <w:pPr>
+      <w:spacing w:line="288" w:lineRule="auto" w:after="80"/>
+    </w:pPr>
+    <w:rPr>
+      <w:rFonts w:ascii="Arial" w:hAnsi="Arial"/>
+      <w:color w:val="000000"/>
+      <w:sz w:val="21"/>
+    </w:rPr>
   </w:style>
   <w:style w:type="paragraph" w:styleId="Header">
     <w:name w:val="header"/>
